--- a/module-3/ScottJohnsonModule3.2.docx
+++ b/module-3/ScottJohnsonModule3.2.docx
@@ -3164,6 +3164,19 @@
 </file>
 
 <file path=customXml/item1.xml><?xml version="1.0" encoding="utf-8"?>
+<?mso-contentType ?>
+<FormTemplates xmlns="http://schemas.microsoft.com/sharepoint/v3/contenttype/forms">
+  <Display>DocumentLibraryForm</Display>
+  <Edit>DocumentLibraryForm</Edit>
+  <New>DocumentLibraryForm</New>
+</FormTemplates>
+</file>
+
+<file path=customXml/item2.xml><?xml version="1.0" encoding="utf-8"?>
+<b:Sources xmlns:b="http://schemas.openxmlformats.org/officeDocument/2006/bibliography" xmlns="http://schemas.openxmlformats.org/officeDocument/2006/bibliography" SelectedStyle="\APASixthEditionOfficeOnline.xsl" StyleName="APA" Version="6"/>
+</file>
+
+<file path=customXml/item3.xml><?xml version="1.0" encoding="utf-8"?>
 <ct:contentTypeSchema xmlns:ct="http://schemas.microsoft.com/office/2006/metadata/contentType" xmlns:ma="http://schemas.microsoft.com/office/2006/metadata/properties/metaAttributes" ct:_="" ma:_="" ma:contentTypeName="Document" ma:contentTypeID="0x010100CD03CE46F3008D40B6D92C1C6CC74FE8" ma:contentTypeVersion="12" ma:contentTypeDescription="Create a new document." ma:contentTypeScope="" ma:versionID="7b5ad2d505932e21f735af4411b66dd0">
   <xsd:schema xmlns:xsd="http://www.w3.org/2001/XMLSchema" xmlns:xs="http://www.w3.org/2001/XMLSchema" xmlns:p="http://schemas.microsoft.com/office/2006/metadata/properties" xmlns:ns3="871644b8-cf30-4c88-8193-f0696b7d8830" targetNamespace="http://schemas.microsoft.com/office/2006/metadata/properties" ma:root="true" ma:fieldsID="7165f3cf63d8d9643be589da26925c10" ns3:_="">
     <xsd:import namespace="871644b8-cf30-4c88-8193-f0696b7d8830"/>
@@ -3357,19 +3370,6 @@
 </ct:contentTypeSchema>
 </file>
 
-<file path=customXml/item2.xml><?xml version="1.0" encoding="utf-8"?>
-<b:Sources xmlns:b="http://schemas.openxmlformats.org/officeDocument/2006/bibliography" xmlns="http://schemas.openxmlformats.org/officeDocument/2006/bibliography" SelectedStyle="\APASixthEditionOfficeOnline.xsl" StyleName="APA" Version="6"/>
-</file>
-
-<file path=customXml/item3.xml><?xml version="1.0" encoding="utf-8"?>
-<?mso-contentType ?>
-<FormTemplates xmlns="http://schemas.microsoft.com/sharepoint/v3/contenttype/forms">
-  <Display>DocumentLibraryForm</Display>
-  <Edit>DocumentLibraryForm</Edit>
-  <New>DocumentLibraryForm</New>
-</FormTemplates>
-</file>
-
 <file path=customXml/item4.xml><?xml version="1.0" encoding="utf-8"?>
 <p:properties xmlns:p="http://schemas.microsoft.com/office/2006/metadata/properties" xmlns:xsi="http://www.w3.org/2001/XMLSchema-instance" xmlns:pc="http://schemas.microsoft.com/office/infopath/2007/PartnerControls">
   <documentManagement>
@@ -3379,6 +3379,22 @@
 </file>
 
 <file path=customXml/itemProps1.xml><?xml version="1.0" encoding="utf-8"?>
+<ds:datastoreItem xmlns:ds="http://schemas.openxmlformats.org/officeDocument/2006/customXml" ds:itemID="{676608B1-A148-495A-80CE-F0BD5CC963A4}">
+  <ds:schemaRefs>
+    <ds:schemaRef ds:uri="http://schemas.microsoft.com/sharepoint/v3/contenttype/forms"/>
+  </ds:schemaRefs>
+</ds:datastoreItem>
+</file>
+
+<file path=customXml/itemProps2.xml><?xml version="1.0" encoding="utf-8"?>
+<ds:datastoreItem xmlns:ds="http://schemas.openxmlformats.org/officeDocument/2006/customXml" ds:itemID="{DD0AD31F-140F-44B6-8055-C36967536D67}">
+  <ds:schemaRefs>
+    <ds:schemaRef ds:uri="http://schemas.openxmlformats.org/officeDocument/2006/bibliography"/>
+  </ds:schemaRefs>
+</ds:datastoreItem>
+</file>
+
+<file path=customXml/itemProps3.xml><?xml version="1.0" encoding="utf-8"?>
 <ds:datastoreItem xmlns:ds="http://schemas.openxmlformats.org/officeDocument/2006/customXml" ds:itemID="{CBD30065-A374-4EC8-A41F-89AEF38847C4}">
   <ds:schemaRefs>
     <ds:schemaRef ds:uri="http://schemas.microsoft.com/office/2006/metadata/contentType"/>
@@ -3392,22 +3408,6 @@
     <ds:schemaRef ds:uri="http://purl.org/dc/elements/1.1/"/>
     <ds:schemaRef ds:uri="http://purl.org/dc/terms/"/>
     <ds:schemaRef ds:uri="http://schemas.microsoft.com/internal/obd"/>
-  </ds:schemaRefs>
-</ds:datastoreItem>
-</file>
-
-<file path=customXml/itemProps2.xml><?xml version="1.0" encoding="utf-8"?>
-<ds:datastoreItem xmlns:ds="http://schemas.openxmlformats.org/officeDocument/2006/customXml" ds:itemID="{DD0AD31F-140F-44B6-8055-C36967536D67}">
-  <ds:schemaRefs>
-    <ds:schemaRef ds:uri="http://schemas.openxmlformats.org/officeDocument/2006/bibliography"/>
-  </ds:schemaRefs>
-</ds:datastoreItem>
-</file>
-
-<file path=customXml/itemProps3.xml><?xml version="1.0" encoding="utf-8"?>
-<ds:datastoreItem xmlns:ds="http://schemas.openxmlformats.org/officeDocument/2006/customXml" ds:itemID="{676608B1-A148-495A-80CE-F0BD5CC963A4}">
-  <ds:schemaRefs>
-    <ds:schemaRef ds:uri="http://schemas.microsoft.com/sharepoint/v3/contenttype/forms"/>
   </ds:schemaRefs>
 </ds:datastoreItem>
 </file>
